--- a/fanfic/ffn_upload/ch13.docx
+++ b/fanfic/ffn_upload/ch13.docx
@@ -24,7 +24,7 @@
         <w:pStyle w:val="BodyText"/>
       </w:pPr>
       <w:r>
-        <w:t xml:space="preserve">There was no noise to it. That was the part Fives would keep. On Ringo Vinda there had been blaster fire and the sun coming round and Tiplee’s scream, and here there was only the soft chime of a monitor shifting from amber to a color that didn’t have a name, and the rain. For the last hour Tup had been somewhere far away behind his own eyes. Near the end they had opened, clear for the first time since the station, and found Fives, and for a moment Fives had thought he was going to say something. Tup had frowned, the way he used to frown at a sabacc hand he didn’t understand. Then the frown smoothed out, and his fingers loosened, and the monitor sang its one long note.</w:t>
+        <w:t xml:space="preserve">There was no noise to it. That was the part Fives would keep. On Ringo Vinda there had been blaster fire and the sun coming round and Tiplee’s blade lighting across the hub, and here there was only the soft chime of a monitor shifting from amber to a color that didn’t have a name, and the rain. For the last hour Tup had been somewhere far away behind his own eyes. Near the end they had opened, clear for the first time since the station, and found Fives, and for a moment Fives had thought he was going to say something. Tup had frowned, the way he used to frown at a sabacc hand he didn’t understand. Then the frown smoothed out, and his fingers loosened, and the monitor sang its one long note.</w:t>
       </w:r>
     </w:p>
     <w:p>
@@ -69,7 +69,7 @@
         <w:pStyle w:val="BodyText"/>
       </w:pPr>
       <w:r>
-        <w:t xml:space="preserve">It had also run the scan. Unauthorized, unlogged, while Nala Se was in conference with the Prime Minister. Fives had watched the image build line by line on the screen: Tup’s skull, Tup’s brain, and in the right temporal lobe, exactly where he’d been pressing his fingers since before the trial, a small dark shape with filaments trailing from it like roots. Not ragged, the way the training holos showed tumors. Neat. Deliberate.</w:t>
+        <w:t xml:space="preserve">It had also run the scan. Unauthorized, unlogged, while Nala Se was in conference with the Prime Minister. Fives had watched the image build line by line on the screen: Tup’s skull, Tup’s brain, and in the right temporal lobe, exactly where he’d been pressing his fingers since the night of the verdict, a small dark shape with filaments trailing from it like roots. Not ragged, the way the training holos showed tumors. Neat. Deliberate.</w:t>
       </w:r>
       <w:r>
         <w:t xml:space="preserve"> </w:t>
@@ -354,7 +354,7 @@
         <w:pStyle w:val="BodyText"/>
       </w:pPr>
       <w:r>
-        <w:t xml:space="preserve">Fives thought of Tup on the hub, the sun sliding round, the pistol coming up without any hurry at all. Tup saying the same words over and over afterward, flat, like a recording.</w:t>
+        <w:t xml:space="preserve">Fives thought of Tup on the hub, the sun sliding round, the rifle coming up without any hurry at all. Tup saying the same words over and over afterward, flat, like a recording.</w:t>
       </w:r>
       <w:r>
         <w:t xml:space="preserve"> </w:t>
@@ -364,7 +364,7 @@
           <w:iCs/>
           <w:i/>
         </w:rPr>
-        <w:t xml:space="preserve">Good soldiers.</w:t>
+        <w:t xml:space="preserve">It was the order.</w:t>
       </w:r>
       <w:r>
         <w:t xml:space="preserve"> </w:t>
@@ -444,7 +444,7 @@
         <w:pStyle w:val="BodyText"/>
       </w:pPr>
       <w:r>
-        <w:t xml:space="preserve">The droid looked at him for a long time. Then it went to a cabinet and began laying out instruments on a tray, small precise ones, and said in a thin voice,</w:t>
+        <w:t xml:space="preserve">The droid did not answer at once. Then it went to a cabinet and began laying out instruments on a tray, small precise ones, and said in a thin voice,</w:t>
       </w:r>
       <w:r>
         <w:t xml:space="preserve"> </w:t>
@@ -672,7 +672,7 @@
         <w:pStyle w:val="BodyText"/>
       </w:pPr>
       <w:r>
-        <w:t xml:space="preserve">But he had been in the barracks the night of the verdict. He’d thrown his helmet into a bulkhead hard enough to dent it, and he had never had the dent fixed, because every time he put the helmet on he wanted to remember. Commander Tano had been promised she’d be heard too. She’d been given a hearing, and counsel, and a tribunal with all the right furniture, and she’d walked into it believing that if she told the truth plainly enough the truth would hold her up. They’d put a collar on her and sent her to the ice. He had stood at Platform Six and watched the transport go.</w:t>
+        <w:t xml:space="preserve">But he had been in the barracks the night of the verdict. He’d thrown his helmet into a bulkhead hard enough to dent it, and he had never had the dent fixed, because every time he put the helmet on he wanted to remember. Commander Tano had been promised she’d be heard too. She’d been given a hearing, and counsel, and a tribunal with all the right furniture, and she’d walked into it believing that if she told the truth plainly enough the truth would hold her up. They’d put a collar on her and sent her to the ice. Rex had stood at Platform Six and watched the transport go, and come back to the barracks without a word.</w:t>
       </w:r>
     </w:p>
     <w:p>
@@ -1009,7 +1009,7 @@
         <w:t xml:space="preserve">“</w:t>
       </w:r>
       <w:r>
-        <w:t xml:space="preserve">And you’ve told no one else?</w:t>
+        <w:t xml:space="preserve">And who else has had the privilege of seeing this?</w:t>
       </w:r>
       <w:r>
         <w:t xml:space="preserve">”</w:t>
@@ -1028,20 +1028,7 @@
         <w:pStyle w:val="BodyText"/>
       </w:pPr>
       <w:r>
-        <w:t xml:space="preserve">He had told Shaak Ti. He had told the droid, and the droid was being wiped. He’d sent everything to Rex. The answer to the question was</w:t>
-      </w:r>
-      <w:r>
-        <w:t xml:space="preserve"> </w:t>
-      </w:r>
-      <w:r>
-        <w:rPr>
-          <w:iCs/>
-          <w:i/>
-        </w:rPr>
-        <w:t xml:space="preserve">yes</w:t>
-      </w:r>
-      <w:r>
-        <w:t xml:space="preserve">, and the question had been asked so gently, and he didn’t want to give it.</w:t>
+        <w:t xml:space="preserve">He had told Shaak Ti. He had told the droid, and the droid was being wiped. He’d sent everything to Rex. The true answer was a list of names, and the question had been asked so gently, and he didn’t want to give it.</w:t>
       </w:r>
     </w:p>
     <w:p>
